--- a/Knowledge/3-Work knowledge/1-Software Engineering/1-Testing/4-Multi Sources/Nezam - Test Case & Bug Report Writing/Source.docx
+++ b/Knowledge/3-Work knowledge/1-Software Engineering/1-Testing/4-Multi Sources/Nezam - Test Case & Bug Report Writing/Source.docx
@@ -9,6 +9,10 @@
           <w:ilvl w:val="0"/>
           <w:numId w:val="1"/>
         </w:numPr>
+        <w:rPr>
+          <w:b/>
+          <w:bCs/>
+        </w:rPr>
       </w:pPr>
       <w:r>
         <w:rPr>
@@ -117,20 +121,14 @@
           <w:b/>
           <w:bCs/>
         </w:rPr>
-        <w:t>Download Server / Mirror:</w:t>
-      </w:r>
-      <w:r>
-        <w:t xml:space="preserve"> YouTube CDN (googlevideo.com)</w:t>
-      </w:r>
-    </w:p>
-    <w:p>
-      <w:pPr>
-        <w:pStyle w:val="ListParagraph"/>
-        <w:rPr>
-          <w:b/>
-          <w:bCs/>
-        </w:rPr>
-      </w:pPr>
+        <w:t>Download Server / Mirror</w:t>
+      </w:r>
+      <w:r>
+        <w:t>: youtube.com</w:t>
+      </w:r>
+      <w:r>
+        <w:br/>
+      </w:r>
       <w:r>
         <w:t xml:space="preserve">* </w:t>
       </w:r>
@@ -370,10 +368,10 @@
           <w:b/>
           <w:bCs/>
         </w:rPr>
-        <w:t>Download Server / Mirror:</w:t>
-      </w:r>
-      <w:r>
-        <w:t xml:space="preserve"> YouTube CDN (googlevideo.com)</w:t>
+        <w:t>Download Server / Mirror</w:t>
+      </w:r>
+      <w:r>
+        <w:t>: youtube.com</w:t>
       </w:r>
     </w:p>
     <w:p>
@@ -514,6 +512,10 @@
           <w:ilvl w:val="0"/>
           <w:numId w:val="1"/>
         </w:numPr>
+        <w:rPr>
+          <w:b/>
+          <w:bCs/>
+        </w:rPr>
       </w:pPr>
       <w:r>
         <w:rPr>
@@ -610,11 +612,6 @@
             <w:rStyle w:val="Hyperlink"/>
           </w:rPr>
           <w:br/>
-        </w:r>
-        <w:r>
-          <w:rPr>
-            <w:rStyle w:val="Hyperlink"/>
-          </w:rPr>
           <w:t>https://www.youtube.com/watch?v=abd7A1MZGAg&amp;list=PLbJF4g421wqnW8dmPrLqzgVYsT95euPSL&amp;index=3</w:t>
         </w:r>
         <w:r>
@@ -632,20 +629,17 @@
           <w:b/>
           <w:bCs/>
         </w:rPr>
-        <w:t>Download Server / Mirror:</w:t>
-      </w:r>
-      <w:r>
-        <w:t xml:space="preserve"> YouTube CDN (googlevideo.com)</w:t>
-      </w:r>
-    </w:p>
-    <w:p>
-      <w:pPr>
-        <w:pStyle w:val="ListParagraph"/>
-        <w:rPr>
-          <w:b/>
-          <w:bCs/>
-        </w:rPr>
-      </w:pPr>
+        <w:t>Download Server / Mirror</w:t>
+      </w:r>
+      <w:r>
+        <w:t>: youtube.com</w:t>
+      </w:r>
+      <w:r>
+        <w:t xml:space="preserve"> </w:t>
+      </w:r>
+      <w:r>
+        <w:br/>
+      </w:r>
       <w:r>
         <w:t xml:space="preserve">* </w:t>
       </w:r>
@@ -1498,6 +1492,7 @@
   <w:style w:type="character" w:default="1" w:styleId="DefaultParagraphFont">
     <w:name w:val="Default Paragraph Font"/>
     <w:uiPriority w:val="1"/>
+    <w:semiHidden/>
     <w:unhideWhenUsed/>
   </w:style>
   <w:style w:type="table" w:default="1" w:styleId="TableNormal">

--- a/Knowledge/3-Work knowledge/1-Software Engineering/1-Testing/4-Multi Sources/Nezam - Test Case & Bug Report Writing/Source.docx
+++ b/Knowledge/3-Work knowledge/1-Software Engineering/1-Testing/4-Multi Sources/Nezam - Test Case & Bug Report Writing/Source.docx
@@ -46,7 +46,10 @@
         <w:t>[</w:t>
       </w:r>
       <w:r>
-        <w:t>01-Test Case &amp; Bug Report Writing (Introduction)]</w:t>
+        <w:t>Nezam - Test Case &amp; Bug Report Writing</w:t>
+      </w:r>
+      <w:r>
+        <w:t>]</w:t>
       </w:r>
       <w:r>
         <w:br/>
@@ -81,6 +84,27 @@
       </w:r>
       <w:r>
         <w:br/>
+      </w:r>
+      <w:r>
+        <w:t xml:space="preserve">* </w:t>
+      </w:r>
+      <w:r>
+        <w:rPr>
+          <w:b/>
+          <w:bCs/>
+        </w:rPr>
+        <w:t>Source Platform</w:t>
+      </w:r>
+      <w:r>
+        <w:t xml:space="preserve">: </w:t>
+      </w:r>
+      <w:r>
+        <w:t>Platform: YouTube (https://www.youtube.com)</w:t>
+      </w:r>
+      <w:r>
+        <w:br/>
+      </w:r>
+      <w:r>
         <w:t xml:space="preserve">* </w:t>
       </w:r>
       <w:r>
@@ -94,6 +118,17 @@
         <w:t xml:space="preserve">: </w:t>
       </w:r>
       <w:hyperlink r:id="rId5" w:history="1">
+        <w:r>
+          <w:rPr>
+            <w:rStyle w:val="Hyperlink"/>
+          </w:rPr>
+          <w:t>https://www.youtube.com/@nezam7631</w:t>
+        </w:r>
+      </w:hyperlink>
+      <w:r>
+        <w:t xml:space="preserve"> -&gt;</w:t>
+      </w:r>
+      <w:hyperlink r:id="rId6" w:history="1">
         <w:r>
           <w:rPr>
             <w:rStyle w:val="Hyperlink"/>
@@ -124,7 +159,10 @@
         <w:t>Download Server / Mirror</w:t>
       </w:r>
       <w:r>
-        <w:t>: youtube.com</w:t>
+        <w:t xml:space="preserve">: </w:t>
+      </w:r>
+      <w:r>
+        <w:t>https://www.youtube.com [YouTube Server]</w:t>
       </w:r>
       <w:r>
         <w:br/>
@@ -143,12 +181,16 @@
         <w:t xml:space="preserve">: </w:t>
       </w:r>
       <w:r>
-        <w:t>IDM</w:t>
+        <w:t>Browser Extension: IDM Integration Module (https://chromewebstore.google.com/detail/idm-integration-module/ngpampappnmepgilojfohadhhmbhlaek) [Used to download YouTube videos directly]</w:t>
       </w:r>
     </w:p>
     <w:p>
       <w:pPr>
         <w:pStyle w:val="ListParagraph"/>
+        <w:rPr>
+          <w:b/>
+          <w:bCs/>
+        </w:rPr>
       </w:pPr>
       <w:r>
         <w:t xml:space="preserve">* </w:t>
@@ -214,6 +256,8 @@
       </w:r>
       <w:r>
         <w:br/>
+      </w:r>
+      <w:r>
         <w:t xml:space="preserve">* </w:t>
       </w:r>
       <w:r>
@@ -224,20 +268,35 @@
         <w:t>Saved Location</w:t>
       </w:r>
       <w:r>
-        <w:t>: web75735 \Testing</w:t>
-      </w:r>
-      <w:r>
-        <w:t>\..</w:t>
-      </w:r>
-    </w:p>
-    <w:p>
-      <w:pPr>
-        <w:pStyle w:val="ListParagraph"/>
-        <w:rPr>
-          <w:b/>
-          <w:bCs/>
-        </w:rPr>
-      </w:pPr>
+        <w:t xml:space="preserve">: </w:t>
+      </w:r>
+      <w:proofErr w:type="spellStart"/>
+      <w:r>
+        <w:t>StorageType</w:t>
+      </w:r>
+      <w:proofErr w:type="spellEnd"/>
+      <w:r>
+        <w:t xml:space="preserve">: Cloud -&gt; Platform: GitHub -&gt; Account: </w:t>
+      </w:r>
+      <w:proofErr w:type="spellStart"/>
+      <w:r>
+        <w:t>topicsscience</w:t>
+      </w:r>
+      <w:proofErr w:type="spellEnd"/>
+      <w:r>
+        <w:t xml:space="preserve"> -&gt; Repository: </w:t>
+      </w:r>
+      <w:proofErr w:type="spellStart"/>
+      <w:r>
+        <w:t>kingdomheartsknowledge</w:t>
+      </w:r>
+      <w:proofErr w:type="spellEnd"/>
+      <w:r>
+        <w:t xml:space="preserve"> -&gt; Path: Knowledge/3-Work knowledge/1-Software Engineering/1-Testing/..</w:t>
+      </w:r>
+      <w:r>
+        <w:br/>
+      </w:r>
       <w:r>
         <w:t xml:space="preserve">* </w:t>
       </w:r>
@@ -257,6 +316,10 @@
           <w:ilvl w:val="0"/>
           <w:numId w:val="1"/>
         </w:numPr>
+        <w:rPr>
+          <w:b/>
+          <w:bCs/>
+        </w:rPr>
       </w:pPr>
       <w:r>
         <w:rPr>
@@ -290,7 +353,7 @@
         <w:t>] [</w:t>
       </w:r>
       <w:r>
-        <w:t>02-How to write a Test Case</w:t>
+        <w:t>Nezam - How to write a Test Case</w:t>
       </w:r>
       <w:r>
         <w:t>]</w:t>
@@ -328,6 +391,25 @@
       </w:r>
       <w:r>
         <w:br/>
+      </w:r>
+      <w:r>
+        <w:t xml:space="preserve">* </w:t>
+      </w:r>
+      <w:r>
+        <w:rPr>
+          <w:b/>
+          <w:bCs/>
+        </w:rPr>
+        <w:t>Source Platform</w:t>
+      </w:r>
+      <w:r>
+        <w:t xml:space="preserve">: </w:t>
+      </w:r>
+      <w:r>
+        <w:t>Platform: YouTube (https://www.youtube.com)</w:t>
+      </w:r>
+      <w:r>
+        <w:br/>
         <w:t xml:space="preserve">* </w:t>
       </w:r>
       <w:r>
@@ -340,27 +422,27 @@
       <w:r>
         <w:t xml:space="preserve">: </w:t>
       </w:r>
-      <w:hyperlink r:id="rId6" w:history="1">
+      <w:r>
+        <w:t xml:space="preserve"> </w:t>
+      </w:r>
+      <w:hyperlink r:id="rId7" w:history="1">
         <w:r>
-          <w:rPr>
-            <w:rStyle w:val="Hyperlink"/>
-          </w:rPr>
-          <w:t xml:space="preserve"> </w:t>
-        </w:r>
-        <w:r>
-          <w:rPr>
-            <w:rStyle w:val="Hyperlink"/>
-          </w:rPr>
-          <w:t>https://www.youtube.com/watch?v=H4lSxLmfUBY&amp;list=PLbJF4g421wqnW8dmPrLqzgVYsT95euPSL&amp;index=2</w:t>
-        </w:r>
-        <w:r>
-          <w:rPr>
-            <w:rStyle w:val="Hyperlink"/>
-          </w:rPr>
-          <w:br/>
+          <w:t>https://www.youtube.com/@nezam7631</w:t>
         </w:r>
       </w:hyperlink>
       <w:r>
+        <w:t xml:space="preserve"> -&gt;</w:t>
+      </w:r>
+      <w:r>
+        <w:t xml:space="preserve"> </w:t>
+      </w:r>
+      <w:r>
+        <w:t>https://www.youtube.com/watch?v=H4lSxLmfUBY&amp;list=PLbJF4g421wqnW8dmPrLqzgVYsT95euPSL&amp;index=2</w:t>
+      </w:r>
+      <w:r>
+        <w:br/>
+      </w:r>
+      <w:r>
         <w:t xml:space="preserve">* </w:t>
       </w:r>
       <w:r>
@@ -371,17 +453,14 @@
         <w:t>Download Server / Mirror</w:t>
       </w:r>
       <w:r>
-        <w:t>: youtube.com</w:t>
-      </w:r>
-    </w:p>
-    <w:p>
-      <w:pPr>
-        <w:pStyle w:val="ListParagraph"/>
-        <w:rPr>
-          <w:b/>
-          <w:bCs/>
-        </w:rPr>
-      </w:pPr>
+        <w:t xml:space="preserve">: </w:t>
+      </w:r>
+      <w:r>
+        <w:t>https://www.youtube.com [YouTube Server]</w:t>
+      </w:r>
+      <w:r>
+        <w:br/>
+      </w:r>
       <w:r>
         <w:t xml:space="preserve">* </w:t>
       </w:r>
@@ -396,13 +475,11 @@
         <w:t xml:space="preserve">: </w:t>
       </w:r>
       <w:r>
-        <w:t>IDM</w:t>
-      </w:r>
-    </w:p>
-    <w:p>
-      <w:pPr>
-        <w:pStyle w:val="ListParagraph"/>
-      </w:pPr>
+        <w:t>Browser Extension: IDM Integration Module (https://chromewebstore.google.com/detail/idm-integration-module/ngpampappnmepgilojfohadhhmbhlaek) [Used to download YouTube videos directly]</w:t>
+      </w:r>
+      <w:r>
+        <w:br/>
+      </w:r>
       <w:r>
         <w:t xml:space="preserve">* </w:t>
       </w:r>
@@ -464,6 +541,9 @@
       </w:r>
       <w:r>
         <w:br/>
+      </w:r>
+      <w:r>
+        <w:lastRenderedPageBreak/>
         <w:t xml:space="preserve">* </w:t>
       </w:r>
       <w:r>
@@ -474,20 +554,35 @@
         <w:t>Saved Location</w:t>
       </w:r>
       <w:r>
-        <w:t>: web75735 \Testing</w:t>
-      </w:r>
-      <w:r>
-        <w:t>\..</w:t>
-      </w:r>
-    </w:p>
-    <w:p>
-      <w:pPr>
-        <w:pStyle w:val="ListParagraph"/>
-        <w:rPr>
-          <w:b/>
-          <w:bCs/>
-        </w:rPr>
-      </w:pPr>
+        <w:t xml:space="preserve">: </w:t>
+      </w:r>
+      <w:proofErr w:type="spellStart"/>
+      <w:r>
+        <w:t>StorageType</w:t>
+      </w:r>
+      <w:proofErr w:type="spellEnd"/>
+      <w:r>
+        <w:t xml:space="preserve">: Cloud -&gt; Platform: GitHub -&gt; Account: </w:t>
+      </w:r>
+      <w:proofErr w:type="spellStart"/>
+      <w:r>
+        <w:t>topicsscience</w:t>
+      </w:r>
+      <w:proofErr w:type="spellEnd"/>
+      <w:r>
+        <w:t xml:space="preserve"> -&gt; Repository: </w:t>
+      </w:r>
+      <w:proofErr w:type="spellStart"/>
+      <w:r>
+        <w:t>kingdomheartsknowledge</w:t>
+      </w:r>
+      <w:proofErr w:type="spellEnd"/>
+      <w:r>
+        <w:t xml:space="preserve"> -&gt; Path: Knowledge/3-Work knowledge/1-Software Engineering/1-Testing/..</w:t>
+      </w:r>
+      <w:r>
+        <w:br/>
+      </w:r>
       <w:r>
         <w:t xml:space="preserve">* </w:t>
       </w:r>
@@ -498,11 +593,8 @@
         </w:rPr>
         <w:t xml:space="preserve">Notes: </w:t>
       </w:r>
-    </w:p>
-    <w:p/>
-    <w:p>
-      <w:r>
-        <w:br w:type="page"/>
+      <w:r>
+        <w:br/>
       </w:r>
     </w:p>
     <w:p>
@@ -522,7 +614,6 @@
           <w:b/>
           <w:bCs/>
         </w:rPr>
-        <w:lastRenderedPageBreak/>
         <w:t>* Download Name</w:t>
       </w:r>
       <w:r>
@@ -550,7 +641,7 @@
         <w:t>] [</w:t>
       </w:r>
       <w:r>
-        <w:t>3-How to write a bug report</w:t>
+        <w:t>Nezam - How to write a bug report</w:t>
       </w:r>
       <w:r>
         <w:t>]</w:t>
@@ -588,6 +679,25 @@
       </w:r>
       <w:r>
         <w:br/>
+      </w:r>
+      <w:r>
+        <w:t xml:space="preserve">* </w:t>
+      </w:r>
+      <w:r>
+        <w:rPr>
+          <w:b/>
+          <w:bCs/>
+        </w:rPr>
+        <w:t>Source Platform</w:t>
+      </w:r>
+      <w:r>
+        <w:t xml:space="preserve">: </w:t>
+      </w:r>
+      <w:r>
+        <w:t>Platform: YouTube (https://www.youtube.com)</w:t>
+      </w:r>
+      <w:r>
+        <w:br/>
         <w:t xml:space="preserve">* </w:t>
       </w:r>
       <w:r>
@@ -600,12 +710,23 @@
       <w:r>
         <w:t xml:space="preserve">: </w:t>
       </w:r>
-      <w:hyperlink r:id="rId7" w:history="1">
+      <w:hyperlink r:id="rId8" w:history="1">
         <w:r>
           <w:rPr>
             <w:rStyle w:val="Hyperlink"/>
           </w:rPr>
           <w:t xml:space="preserve"> </w:t>
+        </w:r>
+        <w:hyperlink r:id="rId9" w:history="1">
+          <w:r>
+            <w:rPr>
+              <w:rStyle w:val="Hyperlink"/>
+            </w:rPr>
+            <w:t>https://www.youtube.com/@nezam7631</w:t>
+          </w:r>
+        </w:hyperlink>
+        <w:r>
+          <w:t xml:space="preserve"> -&gt;</w:t>
         </w:r>
         <w:r>
           <w:rPr>
@@ -632,10 +753,10 @@
         <w:t>Download Server / Mirror</w:t>
       </w:r>
       <w:r>
-        <w:t>: youtube.com</w:t>
-      </w:r>
-      <w:r>
-        <w:t xml:space="preserve"> </w:t>
+        <w:t xml:space="preserve">: </w:t>
+      </w:r>
+      <w:r>
+        <w:t>https://www.youtube.com [YouTube Server]</w:t>
       </w:r>
       <w:r>
         <w:br/>
@@ -654,13 +775,11 @@
         <w:t xml:space="preserve">: </w:t>
       </w:r>
       <w:r>
-        <w:t>IDM</w:t>
-      </w:r>
-    </w:p>
-    <w:p>
-      <w:pPr>
-        <w:pStyle w:val="ListParagraph"/>
-      </w:pPr>
+        <w:t>Browser Extension: IDM Integration Module (https://chromewebstore.google.com/detail/idm-integration-module/ngpampappnmepgilojfohadhhmbhlaek) [Used to download YouTube videos directly]</w:t>
+      </w:r>
+      <w:r>
+        <w:br/>
+      </w:r>
       <w:r>
         <w:t xml:space="preserve">* </w:t>
       </w:r>
@@ -722,6 +841,8 @@
       </w:r>
       <w:r>
         <w:br/>
+      </w:r>
+      <w:r>
         <w:t xml:space="preserve">* </w:t>
       </w:r>
       <w:r>
@@ -732,20 +853,35 @@
         <w:t>Saved Location</w:t>
       </w:r>
       <w:r>
-        <w:t>: web75735 \Testing</w:t>
-      </w:r>
-      <w:r>
-        <w:t>\..</w:t>
-      </w:r>
-    </w:p>
-    <w:p>
-      <w:pPr>
-        <w:pStyle w:val="ListParagraph"/>
-        <w:rPr>
-          <w:b/>
-          <w:bCs/>
-        </w:rPr>
-      </w:pPr>
+        <w:t xml:space="preserve">: </w:t>
+      </w:r>
+      <w:proofErr w:type="spellStart"/>
+      <w:r>
+        <w:t>StorageType</w:t>
+      </w:r>
+      <w:proofErr w:type="spellEnd"/>
+      <w:r>
+        <w:t xml:space="preserve">: Cloud -&gt; Platform: GitHub -&gt; Account: </w:t>
+      </w:r>
+      <w:proofErr w:type="spellStart"/>
+      <w:r>
+        <w:t>topicsscience</w:t>
+      </w:r>
+      <w:proofErr w:type="spellEnd"/>
+      <w:r>
+        <w:t xml:space="preserve"> -&gt; Repository: </w:t>
+      </w:r>
+      <w:proofErr w:type="spellStart"/>
+      <w:r>
+        <w:t>kingdomheartsknowledge</w:t>
+      </w:r>
+      <w:proofErr w:type="spellEnd"/>
+      <w:r>
+        <w:t xml:space="preserve"> -&gt; Path: Knowledge/3-Work knowledge/1-Software Engineering/1-Testing/..</w:t>
+      </w:r>
+      <w:r>
+        <w:br/>
+      </w:r>
       <w:r>
         <w:t xml:space="preserve">* </w:t>
       </w:r>
@@ -1492,7 +1628,6 @@
   <w:style w:type="character" w:default="1" w:styleId="DefaultParagraphFont">
     <w:name w:val="Default Paragraph Font"/>
     <w:uiPriority w:val="1"/>
-    <w:semiHidden/>
     <w:unhideWhenUsed/>
   </w:style>
   <w:style w:type="table" w:default="1" w:styleId="TableNormal">
